--- a/skills/draft-legal-docs/templates/变更诉讼请求申请书.template.docx
+++ b/skills/draft-legal-docs/templates/变更诉讼请求申请书.template.docx
@@ -1,248 +1,248 @@
 
 <file path=word/document.xml><?xml version="1.0" encoding="utf-8"?>
-<w:document xmlns:wpc="http://schemas.microsoft.com/office/word/2010/wordprocessingCanvas" xmlns:mc="http://schemas.openxmlformats.org/markup-compatibility/2006" xmlns:o="urn:schemas-microsoft-com:office:office" xmlns:r="http://schemas.openxmlformats.org/officeDocument/2006/relationships" xmlns:m="http://schemas.openxmlformats.org/officeDocument/2006/math" xmlns:v="urn:schemas-microsoft-com:vml" xmlns:wp14="http://schemas.microsoft.com/office/word/2010/wordprocessingDrawing" xmlns:wp="http://schemas.openxmlformats.org/drawingml/2006/wordprocessingDrawing" xmlns:w="http://schemas.openxmlformats.org/wordprocessingml/2006/main" xmlns:w14="http://schemas.microsoft.com/office/word/2010/wordml" xmlns:w10="urn:schemas-microsoft-com:office:word" xmlns:w15="http://schemas.microsoft.com/office/word/2012/wordml" xmlns:wpg="http://schemas.microsoft.com/office/word/2010/wordprocessingGroup" xmlns:wpi="http://schemas.microsoft.com/office/word/2010/wordprocessingInk" xmlns:wne="http://schemas.microsoft.com/office/word/2006/wordml" xmlns:wps="http://schemas.microsoft.com/office/word/2010/wordprocessingShape" xmlns:wpsCustomData="http://www.wps.cn/officeDocument/2013/wpsCustomData" mc:Ignorable="w14 w15 wp14">
-  <w:body>
-    <w:p>
-      <w:pPr>
-        <w:jc w:val="center"/>
-        <w:rPr>
-          <w:rFonts w:hint="eastAsia"/>
-          <w:b/>
-          <w:bCs/>
-          <w:sz w:val="36"/>
-          <w:szCs w:val="36"/>
-          <w:lang w:val="en-US" w:eastAsia="zh-CN"/>
-        </w:rPr>
-      </w:pPr>
-      <w:r>
-        <w:rPr>
-          <w:rFonts w:hint="eastAsia"/>
-          <w:b/>
-          <w:bCs/>
-          <w:sz w:val="36"/>
-          <w:szCs w:val="36"/>
-          <w:lang w:val="en-US" w:eastAsia="zh-CN"/>
-        </w:rPr>
-        <w:t>变更诉讼请求申请书</w:t>
-      </w:r>
-    </w:p>
-    <w:p>
-      <w:pPr>
-        <w:rPr>
-          <w:rFonts w:hint="default"/>
-          <w:sz w:val="28"/>
-          <w:szCs w:val="28"/>
-          <w:lang w:val="en-US" w:eastAsia="zh-CN"/>
-        </w:rPr>
-      </w:pPr>
-      <w:r>
-        <w:rPr>
-          <w:rFonts w:hint="eastAsia"/>
-          <w:sz w:val="28"/>
-          <w:szCs w:val="36"/>
-          <w:rtl w:val="0"/>
-          <w:lang w:val="en-US" w:eastAsia="zh-CN"/>
-        </w:rPr>
-        <w:t>[法院名称]：</w:t>
-      </w:r>
-      <w:r>
-        <w:rPr>
-          <w:rFonts w:hint="eastAsia"/>
-          <w:sz w:val="28"/>
-          <w:szCs w:val="36"/>
-          <w:rtl w:val="0"/>
-          <w:lang w:val="en-US" w:eastAsia="zh-Hans"/>
-        </w:rPr>
-      </w:r>
-      <w:bookmarkStart w:id="0" w:name="_GoBack"/>
-      <w:bookmarkEnd w:id="0"/>
-      <w:r>
-        <w:rPr>
-          <w:rFonts w:hint="eastAsia"/>
-          <w:sz w:val="28"/>
-          <w:szCs w:val="36"/>
-          <w:rtl w:val="0"/>
-          <w:lang w:val="en-US" w:eastAsia="zh-Hans"/>
-        </w:rPr>
-      </w:r>
-      <w:r>
-        <w:rPr>
-          <w:rFonts w:hint="eastAsia"/>
-          <w:sz w:val="28"/>
-          <w:szCs w:val="28"/>
-          <w:lang w:val="en-US" w:eastAsia="zh-CN"/>
-        </w:rPr>
-      </w:r>
-    </w:p>
-    <w:p>
-      <w:pPr>
-        <w:ind w:firstLine="560" w:firstLineChars="200"/>
-        <w:rPr>
-          <w:rFonts w:hint="eastAsia"/>
-          <w:sz w:val="28"/>
-          <w:szCs w:val="28"/>
-          <w:lang w:val="en-US" w:eastAsia="zh-CN"/>
-        </w:rPr>
-      </w:pPr>
-      <w:r>
-        <w:rPr>
-          <w:rFonts w:hint="eastAsia"/>
-          <w:sz w:val="28"/>
-          <w:szCs w:val="28"/>
-          <w:lang w:val="en-US" w:eastAsia="zh-CN"/>
-        </w:rPr>
-        <w:t>贵院受理的[(20XX)沪XXXX民初XXXX号]案件，经[[诉讼地位]]考虑，将原诉讼请求变更为：</w:t>
-      </w:r>
-      <w:r>
-        <w:rPr>
-          <w:rFonts w:hint="eastAsia"/>
-          <w:sz w:val="28"/>
-          <w:szCs w:val="36"/>
-          <w:lang w:val="en-US" w:eastAsia="zh-CN"/>
-        </w:rPr>
-      </w:r>
-      <w:r>
-        <w:rPr>
-          <w:rFonts w:hint="eastAsia"/>
-          <w:sz w:val="28"/>
-          <w:szCs w:val="28"/>
-          <w:lang w:val="en-US" w:eastAsia="zh-CN"/>
-        </w:rPr>
-      </w:r>
-    </w:p>
-    <w:p>
-      <w:pPr>
-        <w:ind w:firstLine="560" w:firstLineChars="200"/>
-        <w:rPr>
-          <w:rFonts w:hint="default"/>
-          <w:sz w:val="28"/>
-          <w:szCs w:val="28"/>
-          <w:lang w:val="en-US" w:eastAsia="zh-CN"/>
-        </w:rPr>
-      </w:pPr>
-      <w:r>
-        <w:rPr>
-          <w:rFonts w:hint="eastAsia"/>
-          <w:sz w:val="28"/>
-          <w:szCs w:val="28"/>
-          <w:lang w:val="en-US" w:eastAsia="zh-CN"/>
-        </w:rPr>
-        <w:t>1、被告向[[诉讼地位]]支付经济损失人民币10000元。</w:t>
-      </w:r>
-    </w:p>
-    <w:p>
-      <w:pPr>
-        <w:ind w:firstLine="560" w:firstLineChars="200"/>
-        <w:rPr>
-          <w:rFonts w:hint="eastAsia"/>
-          <w:sz w:val="28"/>
-          <w:szCs w:val="28"/>
-          <w:lang w:val="en-US" w:eastAsia="zh-CN"/>
-        </w:rPr>
-      </w:pPr>
-    </w:p>
-    <w:p>
-      <w:pPr>
-        <w:ind w:firstLine="560" w:firstLineChars="200"/>
-        <w:rPr>
-          <w:rFonts w:hint="eastAsia"/>
-          <w:sz w:val="28"/>
-          <w:szCs w:val="28"/>
-          <w:lang w:val="en-US" w:eastAsia="zh-CN"/>
-        </w:rPr>
-      </w:pPr>
-      <w:r>
-        <w:rPr>
-          <w:rFonts w:hint="eastAsia"/>
-          <w:sz w:val="28"/>
-          <w:szCs w:val="28"/>
-          <w:lang w:val="en-US" w:eastAsia="zh-CN"/>
-        </w:rPr>
-        <w:t>请予准许。</w:t>
-      </w:r>
-    </w:p>
-    <w:p>
-      <w:pPr>
-        <w:ind w:firstLine="560" w:firstLineChars="200"/>
-        <w:rPr>
-          <w:rFonts w:hint="eastAsia"/>
-          <w:sz w:val="28"/>
-          <w:szCs w:val="28"/>
-          <w:lang w:val="en-US" w:eastAsia="zh-CN"/>
-        </w:rPr>
-      </w:pPr>
-    </w:p>
-    <w:p>
-      <w:pPr>
-        <w:ind w:firstLine="560" w:firstLineChars="200"/>
-        <w:rPr>
-          <w:rFonts w:hint="eastAsia"/>
-          <w:sz w:val="28"/>
-          <w:szCs w:val="28"/>
-          <w:lang w:val="en-US" w:eastAsia="zh-CN"/>
-        </w:rPr>
-      </w:pPr>
-    </w:p>
-    <w:p>
-      <w:pPr>
-        <w:ind w:firstLine="5600" w:firstLineChars="2000"/>
-        <w:rPr>
-          <w:rFonts w:hint="eastAsia"/>
-          <w:sz w:val="28"/>
-          <w:szCs w:val="28"/>
-          <w:lang w:val="en-US" w:eastAsia="zh-CN"/>
-        </w:rPr>
-      </w:pPr>
-      <w:r>
-        <w:rPr>
-          <w:rFonts w:hint="eastAsia"/>
-          <w:sz w:val="28"/>
-          <w:szCs w:val="28"/>
-          <w:lang w:val="en-US" w:eastAsia="zh-CN"/>
-        </w:rPr>
-        <w:t>申请人：</w:t>
-      </w:r>
-    </w:p>
-    <w:p>
-      <w:pPr>
-        <w:ind w:firstLine="0" w:firstLineChars="0"/>
-        <w:jc w:val="right"/>
-        <w:rPr>
-          <w:rFonts w:hint="default"/>
-          <w:sz w:val="28"/>
-          <w:szCs w:val="28"/>
-          <w:lang w:val="en-US" w:eastAsia="zh-CN"/>
-        </w:rPr>
-      </w:pPr>
-      <w:r>
-        <w:rPr>
-          <w:rFonts w:hint="eastAsia"/>
-          <w:sz w:val="28"/>
-          <w:szCs w:val="28"/>
-          <w:lang w:val="en-US" w:eastAsia="zh-CN"/>
-        </w:rPr>
-        <w:t>[日期]</w:t>
-      </w:r>
-    </w:p>
-    <w:p>
-      <w:pPr>
-        <w:ind w:firstLine="560" w:firstLineChars="200"/>
-        <w:rPr>
-          <w:rFonts w:hint="default"/>
-          <w:sz w:val="28"/>
-          <w:szCs w:val="28"/>
-          <w:lang w:val="en-US" w:eastAsia="zh-CN"/>
-        </w:rPr>
-      </w:pPr>
-    </w:p>
-    <w:sectPr>
-      <w:pgSz w:w="11906" w:h="16838"/>
-      <w:pgMar w:top="1440" w:right="1800" w:bottom="1440" w:left="1800" w:header="851" w:footer="992" w:gutter="0"/>
-      <w:cols w:space="425" w:num="1"/>
-      <w:docGrid w:type="lines" w:linePitch="312" w:charSpace="0"/>
-    </w:sectPr>
-  </w:body>
-</w:document>
+<document xmlns="http://schemas.openxmlformats.org/wordprocessingml/2006/main" xmlns:ns1="http://schemas.openxmlformats.org/markup-compatibility/2006" xmlns:ns2="http://schemas.microsoft.com/office/word/2010/wordml" ns1:Ignorable="w14 w15 wp14">
+  <body>
+    <p ns2:paraId="7471F68F">
+      <pPr>
+        <jc val="center"/>
+        <rPr>
+          <rFonts hint="eastAsia"/>
+          <b/>
+          <bCs/>
+          <sz val="36"/>
+          <szCs val="36"/>
+          <lang val="en-US" eastAsia="zh-CN"/>
+        </rPr>
+      </pPr>
+      <r>
+        <rPr>
+          <rFonts hint="eastAsia"/>
+          <b/>
+          <bCs/>
+          <sz val="36"/>
+          <szCs val="36"/>
+          <lang val="en-US" eastAsia="zh-CN"/>
+        </rPr>
+        <t>变更诉讼请求申请书</t>
+      </r>
+    </p>
+    <p ns2:paraId="0DA1AFF7">
+      <pPr>
+        <rPr>
+          <rFonts hint="default"/>
+          <sz val="28"/>
+          <szCs val="28"/>
+          <lang val="en-US" eastAsia="zh-CN"/>
+        </rPr>
+      </pPr>
+      <r>
+        <rPr>
+          <rFonts hint="eastAsia"/>
+          <sz val="28"/>
+          <szCs val="36"/>
+          <rtl val="0"/>
+          <lang val="en-US" eastAsia="zh-CN"/>
+        </rPr>
+        <t>【法院名称】：</t>
+      </r>
+      <r>
+        <rPr>
+          <rFonts hint="eastAsia"/>
+          <sz val="28"/>
+          <szCs val="36"/>
+          <rtl val="0"/>
+          <lang val="en-US" eastAsia="zh-Hans"/>
+        </rPr>
+      </r>
+      <bookmarkStart id="0" name="_GoBack"/>
+      <bookmarkEnd id="0"/>
+      <r>
+        <rPr>
+          <rFonts hint="eastAsia"/>
+          <sz val="28"/>
+          <szCs val="36"/>
+          <rtl val="0"/>
+          <lang val="en-US" eastAsia="zh-Hans"/>
+        </rPr>
+      </r>
+      <r>
+        <rPr>
+          <rFonts hint="eastAsia"/>
+          <sz val="28"/>
+          <szCs val="28"/>
+          <lang val="en-US" eastAsia="zh-CN"/>
+        </rPr>
+      </r>
+    </p>
+    <p ns2:paraId="13CFB09B">
+      <pPr>
+        <ind firstLine="560" firstLineChars="200"/>
+        <rPr>
+          <rFonts hint="eastAsia"/>
+          <sz val="28"/>
+          <szCs val="28"/>
+          <lang val="en-US" eastAsia="zh-CN"/>
+        </rPr>
+      </pPr>
+      <r>
+        <rPr>
+          <rFonts hint="eastAsia"/>
+          <sz val="28"/>
+          <szCs val="28"/>
+          <lang val="en-US" eastAsia="zh-CN"/>
+        </rPr>
+        <t>贵院受理的【(20XX)沪XXXX民初XXXX号】案件，经【【诉讼地位】】考虑，将原诉讼请求变更为：</t>
+      </r>
+      <r>
+        <rPr>
+          <rFonts hint="eastAsia"/>
+          <sz val="28"/>
+          <szCs val="36"/>
+          <lang val="en-US" eastAsia="zh-CN"/>
+        </rPr>
+      </r>
+      <r>
+        <rPr>
+          <rFonts hint="eastAsia"/>
+          <sz val="28"/>
+          <szCs val="28"/>
+          <lang val="en-US" eastAsia="zh-CN"/>
+        </rPr>
+      </r>
+    </p>
+    <p ns2:paraId="0001800E">
+      <pPr>
+        <ind firstLine="560" firstLineChars="200"/>
+        <rPr>
+          <rFonts hint="default"/>
+          <sz val="28"/>
+          <szCs val="28"/>
+          <lang val="en-US" eastAsia="zh-CN"/>
+        </rPr>
+      </pPr>
+      <r>
+        <rPr>
+          <rFonts hint="eastAsia"/>
+          <sz val="28"/>
+          <szCs val="28"/>
+          <lang val="en-US" eastAsia="zh-CN"/>
+        </rPr>
+        <t>1、被告向【【诉讼地位】】支付经济损失人民币10000元。</t>
+      </r>
+    </p>
+    <p ns2:paraId="5C33EF05">
+      <pPr>
+        <ind firstLine="560" firstLineChars="200"/>
+        <rPr>
+          <rFonts hint="eastAsia"/>
+          <sz val="28"/>
+          <szCs val="28"/>
+          <lang val="en-US" eastAsia="zh-CN"/>
+        </rPr>
+      </pPr>
+    </p>
+    <p ns2:paraId="042A6319">
+      <pPr>
+        <ind firstLine="560" firstLineChars="200"/>
+        <rPr>
+          <rFonts hint="eastAsia"/>
+          <sz val="28"/>
+          <szCs val="28"/>
+          <lang val="en-US" eastAsia="zh-CN"/>
+        </rPr>
+      </pPr>
+      <r>
+        <rPr>
+          <rFonts hint="eastAsia"/>
+          <sz val="28"/>
+          <szCs val="28"/>
+          <lang val="en-US" eastAsia="zh-CN"/>
+        </rPr>
+        <t>请予准许。</t>
+      </r>
+    </p>
+    <p ns2:paraId="43F16322">
+      <pPr>
+        <ind firstLine="560" firstLineChars="200"/>
+        <rPr>
+          <rFonts hint="eastAsia"/>
+          <sz val="28"/>
+          <szCs val="28"/>
+          <lang val="en-US" eastAsia="zh-CN"/>
+        </rPr>
+      </pPr>
+    </p>
+    <p ns2:paraId="44F772A4">
+      <pPr>
+        <ind firstLine="560" firstLineChars="200"/>
+        <rPr>
+          <rFonts hint="eastAsia"/>
+          <sz val="28"/>
+          <szCs val="28"/>
+          <lang val="en-US" eastAsia="zh-CN"/>
+        </rPr>
+      </pPr>
+    </p>
+    <p ns2:paraId="5F4FD796">
+      <pPr>
+        <ind firstLine="5600" firstLineChars="2000"/>
+        <rPr>
+          <rFonts hint="eastAsia"/>
+          <sz val="28"/>
+          <szCs val="28"/>
+          <lang val="en-US" eastAsia="zh-CN"/>
+        </rPr>
+      </pPr>
+      <r>
+        <rPr>
+          <rFonts hint="eastAsia"/>
+          <sz val="28"/>
+          <szCs val="28"/>
+          <lang val="en-US" eastAsia="zh-CN"/>
+        </rPr>
+        <t>申请人：</t>
+      </r>
+    </p>
+    <p ns2:paraId="48199ABF">
+      <pPr>
+        <ind firstLine="0" firstLineChars="0"/>
+        <jc val="right"/>
+        <rPr>
+          <rFonts hint="default"/>
+          <sz val="28"/>
+          <szCs val="28"/>
+          <lang val="en-US" eastAsia="zh-CN"/>
+        </rPr>
+      </pPr>
+      <r>
+        <rPr>
+          <rFonts hint="eastAsia"/>
+          <sz val="28"/>
+          <szCs val="28"/>
+          <lang val="en-US" eastAsia="zh-CN"/>
+        </rPr>
+        <t>【日期】</t>
+      </r>
+    </p>
+    <p ns2:paraId="54263344">
+      <pPr>
+        <ind firstLine="560" firstLineChars="200"/>
+        <rPr>
+          <rFonts hint="default"/>
+          <sz val="28"/>
+          <szCs val="28"/>
+          <lang val="en-US" eastAsia="zh-CN"/>
+        </rPr>
+      </pPr>
+    </p>
+    <sectPr>
+      <pgSz w="11906" h="16838"/>
+      <pgMar top="1440" right="1800" bottom="1440" left="1800" header="851" footer="992" gutter="0"/>
+      <cols space="425" num="1"/>
+      <docGrid type="lines" linePitch="312" charSpace="0"/>
+    </sectPr>
+  </body>
+</document>
 </file>
 
 <file path=word/styles.xml><?xml version="1.0" encoding="utf-8"?>
